--- a/public/templates/hop-dong-tra-cham.docx
+++ b/public/templates/hop-dong-tra-cham.docx
@@ -171,7 +171,7 @@
                 <v:shape id="_x0000_i1026" type="#_x0000_t75" style="width:81.6pt;height:100.8pt" o:ole="">
                   <v:imagedata r:id="rId9" o:title=""/>
                 </v:shape>
-                <o:OLEObject Type="Embed" ProgID="PBrush" ShapeID="_x0000_i1026" DrawAspect="Content" ObjectID="_1831010520" r:id="rId10"/>
+                <o:OLEObject Type="Embed" ProgID="PBrush" ShapeID="_x0000_i1026" DrawAspect="Content" ObjectID="_1834061589" r:id="rId10"/>
               </w:object>
             </w:r>
           </w:p>
@@ -915,6 +915,19 @@
         </w:rPr>
         <w:t xml:space="preserve">: </w:t>
       </w:r>
+    </w:p>
+    <w:p>
+      <w:pPr>
+        <w:spacing w:after="0"/>
+        <w:jc w:val="both"/>
+        <w:rPr>
+          <w:rFonts w:ascii="Times New Roman" w:hAnsi="Times New Roman" w:cs="Times New Roman"/>
+          <w:color w:val="212121"/>
+          <w:sz w:val="26"/>
+          <w:szCs w:val="26"/>
+          <w:shd w:val="clear" w:color="auto" w:fill="FFFFFF"/>
+        </w:rPr>
+      </w:pPr>
       <w:r>
         <w:rPr>
           <w:rFonts w:ascii="Times New Roman" w:hAnsi="Times New Roman" w:cs="Times New Roman"/>
@@ -969,25 +982,25 @@
     <w:tbl>
       <w:tblPr>
         <w:tblStyle w:val="TableGrid"/>
-        <w:tblW w:w="5000" w:type="pct"/>
+        <w:tblW w:w="0" w:type="auto"/>
         <w:jc w:val="center"/>
         <w:tblLook w:val="04A0" w:firstRow="1" w:lastRow="0" w:firstColumn="1" w:lastColumn="0" w:noHBand="0" w:noVBand="1"/>
       </w:tblPr>
       <w:tblGrid>
-        <w:gridCol w:w="1850"/>
-        <w:gridCol w:w="2539"/>
-        <w:gridCol w:w="2121"/>
-        <w:gridCol w:w="1859"/>
-        <w:gridCol w:w="1837"/>
+        <w:gridCol w:w="1088"/>
+        <w:gridCol w:w="3373"/>
+        <w:gridCol w:w="1318"/>
+        <w:gridCol w:w="2126"/>
+        <w:gridCol w:w="2301"/>
       </w:tblGrid>
       <w:tr>
         <w:trPr>
-          <w:trHeight w:val="345"/>
+          <w:trHeight w:val="562"/>
           <w:jc w:val="center"/>
         </w:trPr>
         <w:tc>
           <w:tcPr>
-            <w:tcW w:w="838" w:type="pct"/>
+            <w:tcW w:w="1088" w:type="dxa"/>
             <w:vAlign w:val="center"/>
           </w:tcPr>
           <w:p>
@@ -996,26 +1009,14 @@
               <w:rPr>
                 <w:rFonts w:ascii="Times New Roman" w:hAnsi="Times New Roman" w:cs="Times New Roman"/>
                 <w:b/>
-                <w:szCs w:val="26"/>
-                <w:lang w:val="en-US"/>
+                <w:bCs/>
               </w:rPr>
             </w:pPr>
-          </w:p>
-          <w:p>
-            <w:pPr>
-              <w:jc w:val="center"/>
+            <w:r>
               <w:rPr>
                 <w:rFonts w:ascii="Times New Roman" w:hAnsi="Times New Roman" w:cs="Times New Roman"/>
                 <w:b/>
-                <w:szCs w:val="26"/>
-                <w:lang w:val="en-US"/>
-              </w:rPr>
-            </w:pPr>
-            <w:r>
-              <w:rPr>
-                <w:rFonts w:ascii="Times New Roman" w:hAnsi="Times New Roman" w:cs="Times New Roman"/>
-                <w:b/>
-                <w:szCs w:val="26"/>
+                <w:bCs/>
                 <w:lang w:val="en-US"/>
               </w:rPr>
               <w:t>STT</w:t>
@@ -1024,7 +1025,7 @@
         </w:tc>
         <w:tc>
           <w:tcPr>
-            <w:tcW w:w="1261" w:type="pct"/>
+            <w:tcW w:w="3373" w:type="dxa"/>
             <w:vAlign w:val="center"/>
           </w:tcPr>
           <w:p>
@@ -1032,20 +1033,8 @@
               <w:jc w:val="center"/>
               <w:rPr>
                 <w:rFonts w:ascii="Times New Roman" w:hAnsi="Times New Roman" w:cs="Times New Roman"/>
-                <w:b/>
+                <w:sz w:val="26"/>
                 <w:szCs w:val="26"/>
-                <w:lang w:val="en-US"/>
-              </w:rPr>
-            </w:pPr>
-          </w:p>
-          <w:p>
-            <w:pPr>
-              <w:jc w:val="center"/>
-              <w:rPr>
-                <w:rFonts w:ascii="Times New Roman" w:hAnsi="Times New Roman" w:cs="Times New Roman"/>
-                <w:b/>
-                <w:szCs w:val="26"/>
-                <w:lang w:val="en-US"/>
               </w:rPr>
             </w:pPr>
             <w:r>
@@ -1061,7 +1050,7 @@
         </w:tc>
         <w:tc>
           <w:tcPr>
-            <w:tcW w:w="1056" w:type="pct"/>
+            <w:tcW w:w="1318" w:type="dxa"/>
             <w:vAlign w:val="center"/>
           </w:tcPr>
           <w:p>
@@ -1069,20 +1058,8 @@
               <w:jc w:val="center"/>
               <w:rPr>
                 <w:rFonts w:ascii="Times New Roman" w:hAnsi="Times New Roman" w:cs="Times New Roman"/>
-                <w:b/>
+                <w:sz w:val="26"/>
                 <w:szCs w:val="26"/>
-                <w:lang w:val="en-US"/>
-              </w:rPr>
-            </w:pPr>
-          </w:p>
-          <w:p>
-            <w:pPr>
-              <w:jc w:val="center"/>
-              <w:rPr>
-                <w:rFonts w:ascii="Times New Roman" w:hAnsi="Times New Roman" w:cs="Times New Roman"/>
-                <w:b/>
-                <w:szCs w:val="26"/>
-                <w:lang w:val="en-US"/>
               </w:rPr>
             </w:pPr>
             <w:r>
@@ -1098,7 +1075,7 @@
         </w:tc>
         <w:tc>
           <w:tcPr>
-            <w:tcW w:w="928" w:type="pct"/>
+            <w:tcW w:w="2126" w:type="dxa"/>
             <w:vAlign w:val="center"/>
           </w:tcPr>
           <w:p>
@@ -1106,20 +1083,8 @@
               <w:jc w:val="center"/>
               <w:rPr>
                 <w:rFonts w:ascii="Times New Roman" w:hAnsi="Times New Roman" w:cs="Times New Roman"/>
-                <w:b/>
+                <w:sz w:val="26"/>
                 <w:szCs w:val="26"/>
-                <w:lang w:val="en-US"/>
-              </w:rPr>
-            </w:pPr>
-          </w:p>
-          <w:p>
-            <w:pPr>
-              <w:jc w:val="center"/>
-              <w:rPr>
-                <w:rFonts w:ascii="Times New Roman" w:hAnsi="Times New Roman" w:cs="Times New Roman"/>
-                <w:b/>
-                <w:szCs w:val="26"/>
-                <w:lang w:val="en-US"/>
               </w:rPr>
             </w:pPr>
             <w:r>
@@ -1135,7 +1100,7 @@
         </w:tc>
         <w:tc>
           <w:tcPr>
-            <w:tcW w:w="917" w:type="pct"/>
+            <w:tcW w:w="2301" w:type="dxa"/>
             <w:vAlign w:val="center"/>
           </w:tcPr>
           <w:p>
@@ -1143,20 +1108,8 @@
               <w:jc w:val="center"/>
               <w:rPr>
                 <w:rFonts w:ascii="Times New Roman" w:hAnsi="Times New Roman" w:cs="Times New Roman"/>
-                <w:b/>
+                <w:sz w:val="26"/>
                 <w:szCs w:val="26"/>
-                <w:lang w:val="en-US"/>
-              </w:rPr>
-            </w:pPr>
-          </w:p>
-          <w:p>
-            <w:pPr>
-              <w:jc w:val="center"/>
-              <w:rPr>
-                <w:rFonts w:ascii="Times New Roman" w:hAnsi="Times New Roman" w:cs="Times New Roman"/>
-                <w:b/>
-                <w:szCs w:val="26"/>
-                <w:lang w:val="en-US"/>
               </w:rPr>
             </w:pPr>
             <w:r>
@@ -1177,7 +1130,50 @@
         </w:trPr>
         <w:tc>
           <w:tcPr>
-            <w:tcW w:w="838" w:type="pct"/>
+            <w:tcW w:w="1088" w:type="dxa"/>
+            <w:vAlign w:val="center"/>
+          </w:tcPr>
+          <w:p>
+            <w:pPr>
+              <w:jc w:val="center"/>
+              <w:rPr>
+                <w:rFonts w:ascii="Times New Roman" w:hAnsi="Times New Roman" w:cs="Times New Roman"/>
+                <w:sz w:val="24"/>
+                <w:szCs w:val="24"/>
+                <w:lang w:val="en-AU"/>
+              </w:rPr>
+            </w:pPr>
+            <w:r>
+              <w:rPr>
+                <w:rFonts w:ascii="Times New Roman" w:hAnsi="Times New Roman" w:cs="Times New Roman"/>
+                <w:sz w:val="24"/>
+                <w:szCs w:val="24"/>
+              </w:rPr>
+              <w:t>{#items}</w:t>
+            </w:r>
+          </w:p>
+          <w:p>
+            <w:pPr>
+              <w:jc w:val="center"/>
+              <w:rPr>
+                <w:rFonts w:ascii="Times New Roman" w:hAnsi="Times New Roman" w:cs="Times New Roman"/>
+                <w:sz w:val="26"/>
+                <w:szCs w:val="26"/>
+              </w:rPr>
+            </w:pPr>
+            <w:r>
+              <w:rPr>
+                <w:rFonts w:ascii="Times New Roman" w:hAnsi="Times New Roman" w:cs="Times New Roman"/>
+                <w:sz w:val="24"/>
+                <w:szCs w:val="24"/>
+              </w:rPr>
+              <w:t>{index}</w:t>
+            </w:r>
+          </w:p>
+        </w:tc>
+        <w:tc>
+          <w:tcPr>
+            <w:tcW w:w="3373" w:type="dxa"/>
             <w:vAlign w:val="center"/>
           </w:tcPr>
           <w:p>
@@ -1187,31 +1183,6 @@
                 <w:rFonts w:ascii="Times New Roman" w:hAnsi="Times New Roman" w:cs="Times New Roman"/>
                 <w:sz w:val="26"/>
                 <w:szCs w:val="26"/>
-              </w:rPr>
-            </w:pPr>
-            <w:r>
-              <w:rPr>
-                <w:rFonts w:ascii="Times New Roman" w:hAnsi="Times New Roman" w:cs="Times New Roman"/>
-                <w:sz w:val="24"/>
-                <w:szCs w:val="24"/>
-              </w:rPr>
-              <w:t>{#items}{index}</w:t>
-            </w:r>
-          </w:p>
-        </w:tc>
-        <w:tc>
-          <w:tcPr>
-            <w:tcW w:w="1261" w:type="pct"/>
-            <w:vAlign w:val="center"/>
-          </w:tcPr>
-          <w:p>
-            <w:pPr>
-              <w:jc w:val="both"/>
-              <w:rPr>
-                <w:rFonts w:ascii="Times New Roman" w:hAnsi="Times New Roman" w:cs="Times New Roman"/>
-                <w:sz w:val="26"/>
-                <w:szCs w:val="26"/>
-                <w:lang w:val="en-AU"/>
               </w:rPr>
             </w:pPr>
             <w:r>
@@ -1227,17 +1198,16 @@
         </w:tc>
         <w:tc>
           <w:tcPr>
-            <w:tcW w:w="1056" w:type="pct"/>
+            <w:tcW w:w="1318" w:type="dxa"/>
             <w:vAlign w:val="center"/>
           </w:tcPr>
           <w:p>
             <w:pPr>
-              <w:jc w:val="both"/>
+              <w:jc w:val="center"/>
               <w:rPr>
                 <w:rFonts w:ascii="Times New Roman" w:hAnsi="Times New Roman" w:cs="Times New Roman"/>
                 <w:sz w:val="26"/>
                 <w:szCs w:val="26"/>
-                <w:lang w:val="en-AU"/>
               </w:rPr>
             </w:pPr>
             <w:r>
@@ -1253,17 +1223,16 @@
         </w:tc>
         <w:tc>
           <w:tcPr>
-            <w:tcW w:w="928" w:type="pct"/>
+            <w:tcW w:w="2126" w:type="dxa"/>
             <w:vAlign w:val="center"/>
           </w:tcPr>
           <w:p>
             <w:pPr>
-              <w:jc w:val="both"/>
+              <w:jc w:val="right"/>
               <w:rPr>
                 <w:rFonts w:ascii="Times New Roman" w:hAnsi="Times New Roman" w:cs="Times New Roman"/>
                 <w:sz w:val="26"/>
                 <w:szCs w:val="26"/>
-                <w:lang w:val="en-AU"/>
               </w:rPr>
             </w:pPr>
             <w:r>
@@ -1278,12 +1247,12 @@
         </w:tc>
         <w:tc>
           <w:tcPr>
-            <w:tcW w:w="917" w:type="pct"/>
+            <w:tcW w:w="2301" w:type="dxa"/>
             <w:vAlign w:val="center"/>
           </w:tcPr>
           <w:p>
             <w:pPr>
-              <w:jc w:val="both"/>
+              <w:jc w:val="right"/>
               <w:rPr>
                 <w:rFonts w:ascii="Times New Roman" w:hAnsi="Times New Roman" w:cs="Times New Roman"/>
                 <w:sz w:val="26"/>
@@ -1303,11 +1272,12 @@
       </w:tr>
       <w:tr>
         <w:trPr>
+          <w:trHeight w:val="408"/>
           <w:jc w:val="center"/>
         </w:trPr>
         <w:tc>
           <w:tcPr>
-            <w:tcW w:w="4083" w:type="pct"/>
+            <w:tcW w:w="7905" w:type="dxa"/>
             <w:gridSpan w:val="4"/>
             <w:vAlign w:val="center"/>
           </w:tcPr>
@@ -1316,11 +1286,8 @@
               <w:jc w:val="right"/>
               <w:rPr>
                 <w:rFonts w:ascii="Times New Roman" w:hAnsi="Times New Roman" w:cs="Times New Roman"/>
-                <w:b/>
-                <w:bCs/>
-                <w:sz w:val="24"/>
-                <w:szCs w:val="24"/>
-                <w:lang w:val="en-AU"/>
+                <w:sz w:val="26"/>
+                <w:szCs w:val="26"/>
               </w:rPr>
             </w:pPr>
             <w:r>
@@ -1338,16 +1305,16 @@
         </w:tc>
         <w:tc>
           <w:tcPr>
-            <w:tcW w:w="917" w:type="pct"/>
+            <w:tcW w:w="2301" w:type="dxa"/>
             <w:vAlign w:val="center"/>
           </w:tcPr>
           <w:p>
             <w:pPr>
-              <w:jc w:val="both"/>
+              <w:jc w:val="right"/>
               <w:rPr>
                 <w:rFonts w:ascii="Times New Roman" w:hAnsi="Times New Roman" w:cs="Times New Roman"/>
-                <w:sz w:val="24"/>
-                <w:szCs w:val="24"/>
+                <w:sz w:val="26"/>
+                <w:szCs w:val="26"/>
               </w:rPr>
             </w:pPr>
             <w:r>
@@ -1723,7 +1690,6 @@
           <w:sz w:val="26"/>
           <w:szCs w:val="26"/>
         </w:rPr>
-        <w:lastRenderedPageBreak/>
         <w:tab/>
       </w:r>
       <w:r>
@@ -3757,7 +3723,7 @@
   <w:style w:type="paragraph" w:default="1" w:styleId="Normal">
     <w:name w:val="Normal"/>
     <w:qFormat/>
-    <w:rsid w:val="00BF0DBF"/>
+    <w:rsid w:val="003D3E36"/>
   </w:style>
   <w:style w:type="paragraph" w:styleId="Heading3">
     <w:name w:val="heading 3"/>

--- a/public/templates/hop-dong-tra-cham.docx
+++ b/public/templates/hop-dong-tra-cham.docx
@@ -171,7 +171,7 @@
                 <v:shape id="_x0000_i1026" type="#_x0000_t75" style="width:81.6pt;height:100.8pt" o:ole="">
                   <v:imagedata r:id="rId9" o:title=""/>
                 </v:shape>
-                <o:OLEObject Type="Embed" ProgID="PBrush" ShapeID="_x0000_i1026" DrawAspect="Content" ObjectID="_1834061589" r:id="rId10"/>
+                <o:OLEObject Type="Embed" ProgID="PBrush" ShapeID="_x0000_i1026" DrawAspect="Content" ObjectID="_1834318616" r:id="rId10"/>
               </w:object>
             </w:r>
           </w:p>
@@ -987,11 +987,11 @@
         <w:tblLook w:val="04A0" w:firstRow="1" w:lastRow="0" w:firstColumn="1" w:lastColumn="0" w:noHBand="0" w:noVBand="1"/>
       </w:tblPr>
       <w:tblGrid>
-        <w:gridCol w:w="1088"/>
-        <w:gridCol w:w="3373"/>
+        <w:gridCol w:w="1850"/>
+        <w:gridCol w:w="2943"/>
         <w:gridCol w:w="1318"/>
-        <w:gridCol w:w="2126"/>
-        <w:gridCol w:w="2301"/>
+        <w:gridCol w:w="1906"/>
+        <w:gridCol w:w="2189"/>
       </w:tblGrid>
       <w:tr>
         <w:trPr>
@@ -1149,25 +1149,7 @@
                 <w:sz w:val="24"/>
                 <w:szCs w:val="24"/>
               </w:rPr>
-              <w:t>{#items}</w:t>
-            </w:r>
-          </w:p>
-          <w:p>
-            <w:pPr>
-              <w:jc w:val="center"/>
-              <w:rPr>
-                <w:rFonts w:ascii="Times New Roman" w:hAnsi="Times New Roman" w:cs="Times New Roman"/>
-                <w:sz w:val="26"/>
-                <w:szCs w:val="26"/>
-              </w:rPr>
-            </w:pPr>
-            <w:r>
-              <w:rPr>
-                <w:rFonts w:ascii="Times New Roman" w:hAnsi="Times New Roman" w:cs="Times New Roman"/>
-                <w:sz w:val="24"/>
-                <w:szCs w:val="24"/>
-              </w:rPr>
-              <w:t>{index}</w:t>
+              <w:t>{#items}{index}</w:t>
             </w:r>
           </w:p>
         </w:tc>
@@ -1525,6 +1507,7 @@
           <w:sz w:val="26"/>
           <w:szCs w:val="26"/>
         </w:rPr>
+        <w:lastRenderedPageBreak/>
         <w:t>Điều 3</w:t>
       </w:r>
       <w:r>
